--- a/revision2/DWT_Revision2_Cover_Letter.docx
+++ b/revision2/DWT_Revision2_Cover_Letter.docx
@@ -179,7 +179,20 @@
         <w:ind w:left="504"/>
       </w:pPr>
       <w:r>
-        <w:t>Sections 5.5 and 5.6 are extended, in response to Reviewer 3's comments on the membrane stage and on product quality. The Limitations now state that the brine concentrator is bounded thermodynamically rather than designed hydraulically, and the proposed validation now specifies the element-level measurements and the product characterization that would settle both questions. No new claim is made; these are scope limits that were stated in correspondence and are now in the manuscript.</w:t>
+        <w:t>Sections 5.6 and 5.7 are extended, in response to Reviewer 3's comments on the membrane stage and on product quality. The Limitations now state that the brine concentrator is bounded thermodynamically rather than designed hydraulically, and the proposed validation now specifies the element-level measurements and the product characterization that would settle both questions. No new claim is made; these are scope limits that were stated in correspondence and are now in the manuscript.</w:t>
+      </w:r>
+    </w:p>
+    <w:p>
+      <w:pPr>
+        <w:pStyle w:val="ListBullet"/>
+        <w:spacing w:after="80"/>
+        <w:ind w:left="504"/>
+      </w:pPr>
+      <w:r>
+        <w:rPr>
+          <w:b w:val="0"/>
+        </w:rPr>
+        <w:t>Two forward-looking subsections are added to the Discussion, neither of them requested by a reviewer. Section 5.3 now considers crosslinked graphene oxide and MXene laminate membranes as a possible alternative to the crystallization stage, and a new Section 5.5 sets out brine-derived magnesium as a precursor for metallothermic silicon production. Both are written as research directions and are excluded from the mass, energy, carbon and economic balances; the Limitations and Proposed validation sections, renumbered 5.6 and 5.7, record that exclusion. Ten references support them, [27] to [36], each resolved against its Crossref record.</w:t>
       </w:r>
     </w:p>
     <w:p>
@@ -198,7 +211,7 @@
           <w:b w:val="0"/>
           <w:i w:val="0"/>
         </w:rPr>
-        <w:t>I should record plainly that no model, parameter, assumption or numerical result has changed in this revision. The two new figures plot values already present in the manuscript's own tables; no new calculation was performed. Every table and every figure carried over from the previous version remains reproducible from the deposited code at release tag v2.3.0 (https://github.com/sandlerleon/iledbv-desalination-model, archived at https://doi.org/10.5281/zenodo.22178234), run under Python 3.11.9 and NumPy 2.4.6. The two new figures are produced by a separate plotting script that reads those same tables, supplied with this submission for deposit alongside the model code; the Data Availability statement records this. The manuscript and its response letter are archived at https://doi.org/10.5281/zenodo.22178232.</w:t>
+        <w:t>I should record plainly that no model, parameter, assumption or numerical result has changed in this revision. The two new figures plot values already present in the manuscript's own tables; no new calculation was performed. Every table and every figure carried over from the previous version remains reproducible from the deposited code at release tag v2.3.0 (https://github.com/sandlerleon/iledbv-desalination-model, archived at https://doi.org/10.5281/zenodo.22178234), run under Python 3.11.9 and NumPy 2.4.6. The two new figures are produced by a separate plotting script that reads those same tables, supplied with this submission for deposit alongside the model code; the Data Availability statement records this. The manuscript and its response letter are archived at https://doi.org/10.5281/zenodo.22178232. The two Discussion subsections added after that review are proposals for future work: they introduce no calculation and change no reported value.</w:t>
       </w:r>
     </w:p>
     <w:p>

--- a/revision2/DWT_Revision2_Cover_Letter.docx
+++ b/revision2/DWT_Revision2_Cover_Letter.docx
@@ -47,7 +47,7 @@
           <w:b w:val="0"/>
           <w:i w:val="0"/>
         </w:rPr>
-        <w:t>2 October 2026</w:t>
+        <w:t>3 October 2026</w:t>
       </w:r>
     </w:p>
     <w:p>
@@ -193,6 +193,19 @@
           <w:b w:val="0"/>
         </w:rPr>
         <w:t>Two forward-looking subsections are added to the Discussion, neither of them requested by a reviewer. Section 5.3 now considers crosslinked graphene oxide and MXene laminate membranes as a possible alternative to the crystallization stage, and a new Section 5.5 sets out brine-derived magnesium as a precursor for metallothermic silicon production. Both are written as research directions and are excluded from the mass, energy, carbon and economic balances; the Limitations and Proposed validation sections, renumbered 5.6 and 5.7, record that exclusion. Ten references support them, [27] to [36], each resolved against its Crossref record.</w:t>
+      </w:r>
+    </w:p>
+    <w:p>
+      <w:pPr>
+        <w:pStyle w:val="ListBullet"/>
+        <w:spacing w:after="80"/>
+        <w:ind w:left="504"/>
+      </w:pPr>
+      <w:r>
+        <w:rPr>
+          <w:b w:val="0"/>
+        </w:rPr>
+        <w:t>A final editorial pass makes four corrections, none of which changes a result. Section 5.3 now describes the laminate membranes as potential components of alternative brine-concentration and crystallization systems, and states that membrane separation and complete crystallization are not interchangeable. The electricity-price crossings of Section 4.12 and the Conclusions are labelled modeled thresholds under the stated cost assumptions rather than demonstrated commercial break-even prices, since the capital cost of the electrochemical unit and its coproduct handling lie outside the boundary. The generative-AI declaration is rewritten to state what the tool did and what was verified, and by what. Data availability now names the plotting script for Figures 2 and 7 and the release that contains it, because that script was added after v2.3.0, which remains the tag cited for the model code.</w:t>
       </w:r>
     </w:p>
     <w:p>

--- a/revision2/DWT_Revision2_Cover_Letter.docx
+++ b/revision2/DWT_Revision2_Cover_Letter.docx
@@ -314,6 +314,22 @@
       </w:pPr>
       <w:r>
         <w:t>the plotting script for the two new figures, for deposit alongside the model code.</w:t>
+      </w:r>
+    </w:p>
+    <w:p>
+      <w:r>
+        <w:rPr>
+          <w:b/>
+          <w:i w:val="0"/>
+        </w:rPr>
+        <w:t xml:space="preserve">Request for an article publishing charge waiver. </w:t>
+      </w:r>
+      <w:r>
+        <w:rPr>
+          <w:b w:val="0"/>
+          <w:i w:val="0"/>
+        </w:rPr>
+        <w:t>I am an independent researcher with no institutional affiliation, no grant and no other source of funds for publication charges, and I am not able to pay the article publishing charge. I would be grateful if a full waiver could be considered under Elsevier's policy of granting waivers in cases of genuine need. This work received no funding of any kind, as the Funding declaration in the manuscript records, and the computation reported in it was carried out on personal equipment; the model code and the manuscript are already openly deposited at the DOIs given in the Data availability statement, so the work is freely available irrespective of the outcome of this request. I understand that the decision is made after acceptance, at the rights and access stage, and I raise it here only so that it does not arise late. I will complete any form or provide any statement the journal requires.</w:t>
       </w:r>
     </w:p>
     <w:p>
